--- a/Lab_stuff/Course_materials/BTC181-LabTechniques/Attachments/SOP VG007 - Promega PCR Setup and Thermocycler Operation.docx
+++ b/Lab_stuff/Course_materials/BTC181-LabTechniques/Attachments/SOP VG007 - Promega PCR Setup and Thermocycler Operation.docx
@@ -426,7 +426,6 @@
         <w:t>Chill Rack: A rack used to keep PCR tubes cold during sample preparation to prevent degradation.</w:t>
       </w:r>
     </w:p>
-    <w:p/>
     <w:p/>
     <w:p>
       <w:pPr>
@@ -466,10 +465,6 @@
         </w:r>
       </w:hyperlink>
     </w:p>
-    <w:p/>
-    <w:p/>
-    <w:p/>
-    <w:p/>
     <w:p/>
     <w:p/>
     <w:p>
@@ -2037,7 +2032,6 @@
     <w:bookmarkEnd w:id="0"/>
     <w:p/>
     <w:p/>
-    <w:p/>
     <w:p>
       <w:r>
         <w:rPr>
@@ -2189,50 +2183,34 @@
           <w:ilvl w:val="0"/>
           <w:numId w:val="23"/>
         </w:numPr>
-        <w:rPr>
-          <w:highlight w:val="yellow"/>
-        </w:rPr>
-      </w:pPr>
-      <w:r>
-        <w:rPr>
-          <w:highlight w:val="yellow"/>
-        </w:rPr>
+        <w:rPr/>
+      </w:pPr>
+      <w:r>
+        <w:rPr/>
         <w:t xml:space="preserve">In same set of PCR strips, PCR tubes, or a PCR plate, add </w:t>
       </w:r>
       <w:r>
-        <w:rPr>
-          <w:highlight w:val="yellow"/>
-        </w:rPr>
+        <w:rPr/>
         <w:t>5</w:t>
       </w:r>
       <w:r>
-        <w:rPr>
-          <w:highlight w:val="yellow"/>
-        </w:rPr>
+        <w:rPr/>
         <w:t>µL of each DNA extract</w:t>
       </w:r>
       <w:r>
-        <w:rPr>
-          <w:highlight w:val="yellow"/>
-        </w:rPr>
+        <w:rPr/>
         <w:t>ion sample</w:t>
       </w:r>
       <w:r>
-        <w:rPr>
-          <w:highlight w:val="yellow"/>
-        </w:rPr>
+        <w:rPr/>
         <w:t xml:space="preserve"> (</w:t>
       </w:r>
       <w:r>
-        <w:rPr>
-          <w:highlight w:val="yellow"/>
-        </w:rPr>
+        <w:rPr/>
         <w:t xml:space="preserve">mix by pipetting </w:t>
       </w:r>
       <w:r>
-        <w:rPr>
-          <w:highlight w:val="yellow"/>
-        </w:rPr>
+        <w:rPr/>
         <w:t>and change tips in between).</w:t>
       </w:r>
     </w:p>
@@ -2484,250 +2462,91 @@
           <w:iCs/>
         </w:rPr>
       </w:pPr>
-    </w:p>
-    <w:p>
-      <w:pPr>
+      <w:r>
         <w:rPr>
           <w:i/>
           <w:iCs/>
         </w:rPr>
-      </w:pPr>
-    </w:p>
-    <w:p>
-      <w:pPr>
+        <w:t xml:space="preserve">Test </w:t>
+      </w:r>
+      <w:r>
         <w:rPr>
           <w:i/>
           <w:iCs/>
         </w:rPr>
-      </w:pPr>
+        <w:t>gel</w:t>
+      </w:r>
       <w:r>
         <w:rPr>
           <w:i/>
           <w:iCs/>
         </w:rPr>
-        <w:t xml:space="preserve">Test </w:t>
+        <w:t xml:space="preserve"> of </w:t>
       </w:r>
       <w:r>
         <w:rPr>
           <w:i/>
           <w:iCs/>
         </w:rPr>
-        <w:t>gel</w:t>
+        <w:t xml:space="preserve">PCR </w:t>
       </w:r>
       <w:r>
         <w:rPr>
           <w:i/>
           <w:iCs/>
         </w:rPr>
-        <w:t xml:space="preserve"> of </w:t>
+        <w:t xml:space="preserve">products </w:t>
       </w:r>
       <w:r>
         <w:rPr>
           <w:i/>
           <w:iCs/>
         </w:rPr>
-        <w:t xml:space="preserve">PCR </w:t>
+        <w:t>prior to sequencing</w:t>
       </w:r>
       <w:r>
         <w:rPr>
           <w:i/>
           <w:iCs/>
         </w:rPr>
-        <w:t xml:space="preserve">products </w:t>
-      </w:r>
-      <w:r>
+        <w:t xml:space="preserve"> (optional)</w:t>
+      </w:r>
+    </w:p>
+    <w:p>
+      <w:r>
+        <w:t xml:space="preserve">See instructions </w:t>
+      </w:r>
+      <w:r>
+        <w:t>of SOP VG0</w:t>
+      </w:r>
+      <w:r>
+        <w:t>10</w:t>
+      </w:r>
+      <w:r>
+        <w:t xml:space="preserve"> </w:t>
+      </w:r>
+      <w:r>
+        <w:t xml:space="preserve">for preparing </w:t>
+      </w:r>
+      <w:r>
+        <w:t>and running agarose gel with PCR samples.</w:t>
+      </w:r>
+    </w:p>
+    <w:p/>
+    <w:p>
+      <w:pPr>
+        <w:textAlignment w:val="auto"/>
         <w:rPr>
           <w:i/>
           <w:iCs/>
         </w:rPr>
-        <w:t>prior to sequencing</w:t>
-      </w:r>
+      </w:pPr>
       <w:r>
         <w:rPr>
           <w:i/>
           <w:iCs/>
         </w:rPr>
-        <w:t xml:space="preserve"> (optional)</w:t>
-      </w:r>
-    </w:p>
-    <w:p>
-      <w:r>
-        <w:t xml:space="preserve">See instructions </w:t>
-      </w:r>
-      <w:r>
-        <w:t>of SOP VG0</w:t>
-      </w:r>
-      <w:r>
-        <w:t>10</w:t>
-      </w:r>
-      <w:r>
-        <w:t xml:space="preserve"> </w:t>
-      </w:r>
-      <w:r>
-        <w:t xml:space="preserve">for preparing </w:t>
-      </w:r>
-      <w:r>
-        <w:t>and running agarose gel with PCR samples.</w:t>
-      </w:r>
-    </w:p>
-    <w:p/>
-    <w:p>
-      <w:pPr>
-        <w:textAlignment w:val="auto"/>
-        <w:rPr>
-          <w:i/>
-          <w:iCs/>
-        </w:rPr>
-      </w:pPr>
-      <w:r>
-        <w:rPr>
-          <w:i/>
-          <w:iCs/>
-        </w:rPr>
         <w:t>PCR cleanup for Sanger sequencing</w:t>
-      </w:r>
-    </w:p>
-    <w:p>
-      <w:pPr>
-        <w:pStyle w:val="ListParagraph"/>
-        <w:numPr>
-          <w:ilvl w:val="0"/>
-          <w:numId w:val="25"/>
-        </w:numPr>
-        <w:ind w:left="1080"/>
-        <w:textAlignment w:val="auto"/>
-        <w:rPr>
-          <w:highlight w:val="yellow"/>
-        </w:rPr>
-      </w:pPr>
-      <w:r>
-        <w:rPr>
-          <w:highlight w:val="yellow"/>
-        </w:rPr>
-        <w:t>In clean PCR tubes, strips, or PCR plate</w:t>
-      </w:r>
-      <w:r>
-        <w:rPr>
-          <w:highlight w:val="yellow"/>
-        </w:rPr>
-        <w:t xml:space="preserve"> (sitting on </w:t>
-      </w:r>
-      <w:r>
-        <w:rPr>
-          <w:highlight w:val="yellow"/>
-        </w:rPr>
-        <w:t>chillrack</w:t>
-      </w:r>
-      <w:r>
-        <w:rPr>
-          <w:highlight w:val="yellow"/>
-        </w:rPr>
-        <w:t>)</w:t>
-      </w:r>
-      <w:r>
-        <w:rPr>
-          <w:highlight w:val="yellow"/>
-        </w:rPr>
-        <w:t xml:space="preserve">, </w:t>
-      </w:r>
-      <w:r>
-        <w:rPr>
-          <w:b w:val="1"/>
-          <w:bCs w:val="1"/>
-          <w:highlight w:val="yellow"/>
-        </w:rPr>
-        <w:t>transfer</w:t>
-      </w:r>
-      <w:r>
-        <w:rPr>
-          <w:b w:val="1"/>
-          <w:bCs w:val="1"/>
-          <w:highlight w:val="yellow"/>
-        </w:rPr>
-        <w:t xml:space="preserve"> 5</w:t>
-      </w:r>
-      <w:r>
-        <w:rPr>
-          <w:b w:val="1"/>
-          <w:bCs w:val="1"/>
-          <w:highlight w:val="yellow"/>
-        </w:rPr>
-        <w:t xml:space="preserve"> µL</w:t>
-      </w:r>
-      <w:r>
-        <w:rPr>
-          <w:b w:val="1"/>
-          <w:bCs w:val="1"/>
-          <w:highlight w:val="yellow"/>
-        </w:rPr>
-        <w:t xml:space="preserve"> of PCR</w:t>
-      </w:r>
-      <w:r>
-        <w:rPr>
-          <w:highlight w:val="yellow"/>
-        </w:rPr>
-        <w:t xml:space="preserve"> product </w:t>
-      </w:r>
-      <w:r>
-        <w:rPr>
-          <w:highlight w:val="yellow"/>
-        </w:rPr>
-        <w:t xml:space="preserve">followed by </w:t>
-      </w:r>
-      <w:r>
-        <w:rPr>
-          <w:b w:val="1"/>
-          <w:bCs w:val="1"/>
-          <w:highlight w:val="yellow"/>
-        </w:rPr>
-        <w:t xml:space="preserve">2 µL of </w:t>
-      </w:r>
-      <w:r>
-        <w:rPr>
-          <w:b w:val="1"/>
-          <w:bCs w:val="1"/>
-          <w:highlight w:val="yellow"/>
-        </w:rPr>
-        <w:t>ExoSAP-IT™</w:t>
-      </w:r>
-      <w:r>
-        <w:rPr>
-          <w:highlight w:val="yellow"/>
-        </w:rPr>
-        <w:t xml:space="preserve"> Express reagent </w:t>
-      </w:r>
-      <w:r>
-        <w:rPr>
-          <w:highlight w:val="yellow"/>
-        </w:rPr>
-        <w:t>(</w:t>
-      </w:r>
-      <w:r>
-        <w:rPr>
-          <w:highlight w:val="yellow"/>
-          <w:u w:val="single"/>
-        </w:rPr>
-        <w:t>c</w:t>
-      </w:r>
-      <w:r>
-        <w:rPr>
-          <w:highlight w:val="yellow"/>
-          <w:u w:val="single"/>
-        </w:rPr>
-        <w:t>hangin</w:t>
-      </w:r>
-      <w:r>
-        <w:rPr>
-          <w:highlight w:val="yellow"/>
-          <w:u w:val="single"/>
-        </w:rPr>
-        <w:t>g tips in between and mixing by pipetting</w:t>
-      </w:r>
-      <w:r>
-        <w:rPr>
-          <w:highlight w:val="yellow"/>
-        </w:rPr>
-        <w:t>).</w:t>
       </w:r>
     </w:p>
     <w:p>
@@ -2743,6 +2562,137 @@
       </w:pPr>
       <w:r>
         <w:rPr/>
+        <w:t>In clean PCR tubes, strips, or PCR plate</w:t>
+      </w:r>
+      <w:r>
+        <w:rPr/>
+        <w:t xml:space="preserve"> (sitting on </w:t>
+      </w:r>
+      <w:r>
+        <w:rPr/>
+        <w:t>chill</w:t>
+      </w:r>
+      <w:r>
+        <w:rPr/>
+        <w:t xml:space="preserve"> </w:t>
+      </w:r>
+      <w:r>
+        <w:rPr/>
+        <w:t>rack</w:t>
+      </w:r>
+      <w:r>
+        <w:rPr/>
+        <w:t>)</w:t>
+      </w:r>
+      <w:r>
+        <w:rPr/>
+        <w:t xml:space="preserve">, </w:t>
+      </w:r>
+      <w:r>
+        <w:rPr>
+          <w:b w:val="1"/>
+          <w:bCs w:val="1"/>
+        </w:rPr>
+        <w:t>transfer</w:t>
+      </w:r>
+      <w:r>
+        <w:rPr>
+          <w:b w:val="1"/>
+          <w:bCs w:val="1"/>
+        </w:rPr>
+        <w:t xml:space="preserve"> 5</w:t>
+      </w:r>
+      <w:r>
+        <w:rPr>
+          <w:b w:val="1"/>
+          <w:bCs w:val="1"/>
+        </w:rPr>
+        <w:t xml:space="preserve"> µL</w:t>
+      </w:r>
+      <w:r>
+        <w:rPr>
+          <w:b w:val="1"/>
+          <w:bCs w:val="1"/>
+        </w:rPr>
+        <w:t xml:space="preserve"> of PCR</w:t>
+      </w:r>
+      <w:r>
+        <w:rPr/>
+        <w:t xml:space="preserve"> product </w:t>
+      </w:r>
+      <w:r>
+        <w:rPr/>
+        <w:t xml:space="preserve">followed by </w:t>
+      </w:r>
+      <w:r>
+        <w:rPr>
+          <w:b w:val="1"/>
+          <w:bCs w:val="1"/>
+        </w:rPr>
+        <w:t xml:space="preserve">2 µL of </w:t>
+      </w:r>
+      <w:r>
+        <w:rPr>
+          <w:b w:val="1"/>
+          <w:bCs w:val="1"/>
+        </w:rPr>
+        <w:t>ExoSAP</w:t>
+      </w:r>
+      <w:r>
+        <w:rPr>
+          <w:b w:val="1"/>
+          <w:bCs w:val="1"/>
+        </w:rPr>
+        <w:t>-IT™</w:t>
+      </w:r>
+      <w:r>
+        <w:rPr/>
+        <w:t xml:space="preserve"> Express reagent </w:t>
+      </w:r>
+      <w:r>
+        <w:rPr/>
+        <w:t xml:space="preserve">for each reaction </w:t>
+      </w:r>
+      <w:r>
+        <w:rPr/>
+        <w:t>(</w:t>
+      </w:r>
+      <w:r>
+        <w:rPr>
+          <w:u w:val="single"/>
+        </w:rPr>
+        <w:t>c</w:t>
+      </w:r>
+      <w:r>
+        <w:rPr>
+          <w:u w:val="single"/>
+        </w:rPr>
+        <w:t>hangin</w:t>
+      </w:r>
+      <w:r>
+        <w:rPr>
+          <w:u w:val="single"/>
+        </w:rPr>
+        <w:t>g tips in between and mixing by pipetting</w:t>
+      </w:r>
+      <w:r>
+        <w:rPr/>
+        <w:t>).</w:t>
+      </w:r>
+    </w:p>
+    <w:p>
+      <w:pPr>
+        <w:pStyle w:val="ListParagraph"/>
+        <w:numPr>
+          <w:ilvl w:val="0"/>
+          <w:numId w:val="25"/>
+        </w:numPr>
+        <w:ind w:left="1080"/>
+        <w:textAlignment w:val="auto"/>
+        <w:rPr/>
+      </w:pPr>
+      <w:r>
+        <w:rPr/>
         <w:t xml:space="preserve">Following directions from </w:t>
       </w:r>
       <w:r>
@@ -2775,9 +2725,7 @@
         <w:t xml:space="preserve"> </w:t>
       </w:r>
       <w:r>
-        <w:rPr>
-          <w:highlight w:val="green"/>
-        </w:rPr>
+        <w:rPr/>
         <w:t>ExoSAP-IT™ Express</w:t>
       </w:r>
       <w:r>
@@ -2881,9 +2829,6 @@
     <w:p/>
     <w:p/>
     <w:p/>
-    <w:p/>
-    <w:p/>
-    <w:p/>
     <w:p>
       <w:pPr>
         <w:pStyle w:val="Heading1"/>
@@ -2892,10 +2837,6 @@
         <w:t>Notes/Observations</w:t>
       </w:r>
     </w:p>
-    <w:p/>
-    <w:p/>
-    <w:p/>
-    <w:p/>
     <w:p/>
     <w:p/>
     <w:p/>
